--- a/public/uploads/docx/exam_26.docx
+++ b/public/uploads/docx/exam_26.docx
@@ -29,8 +29,7 @@
       <w:pPr/>
       <w:r>
         <w:rPr/>
-        <w:t xml:space="preserve">Exercice 1 (4 pts)
-— Concepts Python
+        <w:t xml:space="preserve">— Concepts Python
 1) Donner la définition d’un langage interprété et expliquer si Python est interprété, compilé, ou les deux.
 2) Expliquer la différence entre liste (list) et tuple (tuple).
 3) Donner deux exemples de types immuables en Python.</w:t>
